--- a/Knowledge/3-Work knowledge/1-Software Engineering/2-Testing/5-My Source/1-ISTQB Foundation Level/6-Risk Management/4-Test risk-based.docx
+++ b/Knowledge/3-Work knowledge/1-Software Engineering/2-Testing/5-My Source/1-ISTQB Foundation Level/6-Risk Management/4-Test risk-based.docx
@@ -36,78 +36,42 @@
       </w:pPr>
       <w:r>
         <w:rPr>
-          <w:b/>
+          <w:rFonts w:ascii="Arial" w:eastAsia="Arial" w:hAnsi="Arial"/>
+          <w:sz w:val="18"/>
+          <w:highlight w:val="lightGray"/>
           <w:shd w:val="clear" w:color="auto" w:fill="B7B7B7"/>
         </w:rPr>
-        <w:t># Source</w:t>
-      </w:r>
-      <w:r>
-        <w:rPr>
+        <w:t xml:space="preserve"># Source: Chatgot </w:t>
+      </w:r>
+      <w:r>
+        <w:rPr>
+          <w:rFonts w:ascii="Arial" w:eastAsia="Arial" w:hAnsi="Arial"/>
+          <w:sz w:val="18"/>
+          <w:szCs w:val="14"/>
+          <w:highlight w:val="lightGray"/>
           <w:shd w:val="clear" w:color="auto" w:fill="B7B7B7"/>
         </w:rPr>
-        <w:t xml:space="preserve">: </w:t>
-      </w:r>
-      <w:proofErr w:type="spellStart"/>
-      <w:r>
-        <w:rPr>
-          <w:b/>
+        <w:t>(GPT</w:t>
+      </w:r>
+      <w:r>
+        <w:rPr>
+          <w:rFonts w:ascii="Arial" w:eastAsia="Arial" w:hAnsi="Arial" w:cs="Cambria Math"/>
+          <w:sz w:val="18"/>
+          <w:szCs w:val="14"/>
+          <w:highlight w:val="lightGray"/>
           <w:shd w:val="clear" w:color="auto" w:fill="B7B7B7"/>
         </w:rPr>
-        <w:t>Chatgot</w:t>
-      </w:r>
-      <w:proofErr w:type="spellEnd"/>
-      <w:r>
-        <w:rPr>
-          <w:b/>
+        <w:t>‑</w:t>
+      </w:r>
+      <w:r>
+        <w:rPr>
+          <w:rFonts w:ascii="Arial" w:eastAsia="Arial" w:hAnsi="Arial"/>
+          <w:sz w:val="18"/>
+          <w:szCs w:val="14"/>
+          <w:highlight w:val="lightGray"/>
           <w:shd w:val="clear" w:color="auto" w:fill="B7B7B7"/>
         </w:rPr>
-        <w:t xml:space="preserve"> </w:t>
-      </w:r>
-      <w:r>
-        <w:rPr>
-          <w:b/>
-          <w:sz w:val="14"/>
-          <w:szCs w:val="14"/>
-          <w:shd w:val="clear" w:color="auto" w:fill="B7B7B7"/>
-        </w:rPr>
-        <w:t>(</w:t>
-      </w:r>
-      <w:r>
-        <w:rPr>
-          <w:b/>
-          <w:sz w:val="14"/>
-          <w:szCs w:val="14"/>
-          <w:shd w:val="clear" w:color="auto" w:fill="B7B7B7"/>
-        </w:rPr>
-        <w:t>GPT</w:t>
-      </w:r>
-      <w:r>
-        <w:rPr>
-          <w:rFonts w:ascii="Cambria Math" w:hAnsi="Cambria Math" w:cs="Cambria Math"/>
-          <w:b/>
-          <w:sz w:val="14"/>
-          <w:szCs w:val="14"/>
-          <w:shd w:val="clear" w:color="auto" w:fill="B7B7B7"/>
-        </w:rPr>
-        <w:t>‑</w:t>
-      </w:r>
-      <w:r>
-        <w:rPr>
-          <w:b/>
-          <w:sz w:val="14"/>
-          <w:szCs w:val="14"/>
-          <w:shd w:val="clear" w:color="auto" w:fill="B7B7B7"/>
-        </w:rPr>
-        <w:t>5 Mini</w:t>
-      </w:r>
-      <w:r>
-        <w:rPr>
-          <w:b/>
-          <w:sz w:val="14"/>
-          <w:szCs w:val="14"/>
-          <w:shd w:val="clear" w:color="auto" w:fill="B7B7B7"/>
-        </w:rPr>
-        <w:t>) at [9/4/2025]</w:t>
+        <w:t>5 Mini) at [9/4/2025]</w:t>
       </w:r>
     </w:p>
     <w:p>
@@ -256,7 +220,7 @@
     </w:p>
     <w:p>
       <w:r>
-        <w:pict w14:anchorId="0706B18B">
+        <w:pict>
           <v:rect id="_x0000_i1025" style="width:0;height:1.5pt" o:hralign="center" o:hrstd="t" o:hr="t" fillcolor="#a0a0a0" stroked="f"/>
         </w:pict>
       </w:r>
@@ -281,78 +245,42 @@
       </w:pPr>
       <w:r>
         <w:rPr>
-          <w:b/>
+          <w:rFonts w:ascii="Arial" w:eastAsia="Arial" w:hAnsi="Arial"/>
+          <w:sz w:val="18"/>
+          <w:highlight w:val="lightGray"/>
           <w:shd w:val="clear" w:color="auto" w:fill="B7B7B7"/>
         </w:rPr>
-        <w:t># Source</w:t>
-      </w:r>
-      <w:r>
-        <w:rPr>
+        <w:t xml:space="preserve"># Source: Chatgot </w:t>
+      </w:r>
+      <w:r>
+        <w:rPr>
+          <w:rFonts w:ascii="Arial" w:eastAsia="Arial" w:hAnsi="Arial"/>
+          <w:sz w:val="18"/>
+          <w:szCs w:val="14"/>
+          <w:highlight w:val="lightGray"/>
           <w:shd w:val="clear" w:color="auto" w:fill="B7B7B7"/>
         </w:rPr>
-        <w:t xml:space="preserve">: </w:t>
-      </w:r>
-      <w:proofErr w:type="spellStart"/>
-      <w:r>
-        <w:rPr>
-          <w:b/>
+        <w:t>(GPT</w:t>
+      </w:r>
+      <w:r>
+        <w:rPr>
+          <w:rFonts w:ascii="Arial" w:eastAsia="Arial" w:hAnsi="Arial" w:cs="Cambria Math"/>
+          <w:sz w:val="18"/>
+          <w:szCs w:val="14"/>
+          <w:highlight w:val="lightGray"/>
           <w:shd w:val="clear" w:color="auto" w:fill="B7B7B7"/>
         </w:rPr>
-        <w:t>Chatgot</w:t>
-      </w:r>
-      <w:proofErr w:type="spellEnd"/>
-      <w:r>
-        <w:rPr>
-          <w:b/>
+        <w:t>‑</w:t>
+      </w:r>
+      <w:r>
+        <w:rPr>
+          <w:rFonts w:ascii="Arial" w:eastAsia="Arial" w:hAnsi="Arial"/>
+          <w:sz w:val="18"/>
+          <w:szCs w:val="14"/>
+          <w:highlight w:val="lightGray"/>
           <w:shd w:val="clear" w:color="auto" w:fill="B7B7B7"/>
         </w:rPr>
-        <w:t xml:space="preserve"> </w:t>
-      </w:r>
-      <w:r>
-        <w:rPr>
-          <w:b/>
-          <w:sz w:val="14"/>
-          <w:szCs w:val="14"/>
-          <w:shd w:val="clear" w:color="auto" w:fill="B7B7B7"/>
-        </w:rPr>
-        <w:t>(</w:t>
-      </w:r>
-      <w:r>
-        <w:rPr>
-          <w:b/>
-          <w:sz w:val="14"/>
-          <w:szCs w:val="14"/>
-          <w:shd w:val="clear" w:color="auto" w:fill="B7B7B7"/>
-        </w:rPr>
-        <w:t>GPT</w:t>
-      </w:r>
-      <w:r>
-        <w:rPr>
-          <w:rFonts w:ascii="Cambria Math" w:hAnsi="Cambria Math" w:cs="Cambria Math"/>
-          <w:b/>
-          <w:sz w:val="14"/>
-          <w:szCs w:val="14"/>
-          <w:shd w:val="clear" w:color="auto" w:fill="B7B7B7"/>
-        </w:rPr>
-        <w:t>‑</w:t>
-      </w:r>
-      <w:r>
-        <w:rPr>
-          <w:b/>
-          <w:sz w:val="14"/>
-          <w:szCs w:val="14"/>
-          <w:shd w:val="clear" w:color="auto" w:fill="B7B7B7"/>
-        </w:rPr>
-        <w:t>5 Mini</w:t>
-      </w:r>
-      <w:r>
-        <w:rPr>
-          <w:b/>
-          <w:sz w:val="14"/>
-          <w:szCs w:val="14"/>
-          <w:shd w:val="clear" w:color="auto" w:fill="B7B7B7"/>
-        </w:rPr>
-        <w:t>) at [9/4/2025]</w:t>
+        <w:t>5 Mini) at [9/4/2025]</w:t>
       </w:r>
     </w:p>
     <w:p>
@@ -452,7 +380,7 @@
     </w:p>
     <w:p>
       <w:r>
-        <w:pict w14:anchorId="26D5E1DD">
+        <w:pict>
           <v:rect id="_x0000_i1026" style="width:0;height:1.5pt" o:hralign="center" o:hrstd="t" o:hr="t" fillcolor="#a0a0a0" stroked="f"/>
         </w:pict>
       </w:r>
@@ -477,78 +405,42 @@
       </w:pPr>
       <w:r>
         <w:rPr>
-          <w:b/>
+          <w:rFonts w:ascii="Arial" w:eastAsia="Arial" w:hAnsi="Arial"/>
+          <w:sz w:val="18"/>
+          <w:highlight w:val="lightGray"/>
           <w:shd w:val="clear" w:color="auto" w:fill="B7B7B7"/>
         </w:rPr>
-        <w:t># Source</w:t>
-      </w:r>
-      <w:r>
-        <w:rPr>
+        <w:t xml:space="preserve"># Source: Chatgot </w:t>
+      </w:r>
+      <w:r>
+        <w:rPr>
+          <w:rFonts w:ascii="Arial" w:eastAsia="Arial" w:hAnsi="Arial"/>
+          <w:sz w:val="18"/>
+          <w:szCs w:val="14"/>
+          <w:highlight w:val="lightGray"/>
           <w:shd w:val="clear" w:color="auto" w:fill="B7B7B7"/>
         </w:rPr>
-        <w:t xml:space="preserve">: </w:t>
-      </w:r>
-      <w:proofErr w:type="spellStart"/>
-      <w:r>
-        <w:rPr>
-          <w:b/>
+        <w:t>(GPT</w:t>
+      </w:r>
+      <w:r>
+        <w:rPr>
+          <w:rFonts w:ascii="Arial" w:eastAsia="Arial" w:hAnsi="Arial" w:cs="Cambria Math"/>
+          <w:sz w:val="18"/>
+          <w:szCs w:val="14"/>
+          <w:highlight w:val="lightGray"/>
           <w:shd w:val="clear" w:color="auto" w:fill="B7B7B7"/>
         </w:rPr>
-        <w:t>Chatgot</w:t>
-      </w:r>
-      <w:proofErr w:type="spellEnd"/>
-      <w:r>
-        <w:rPr>
-          <w:b/>
+        <w:t>‑</w:t>
+      </w:r>
+      <w:r>
+        <w:rPr>
+          <w:rFonts w:ascii="Arial" w:eastAsia="Arial" w:hAnsi="Arial"/>
+          <w:sz w:val="18"/>
+          <w:szCs w:val="14"/>
+          <w:highlight w:val="lightGray"/>
           <w:shd w:val="clear" w:color="auto" w:fill="B7B7B7"/>
         </w:rPr>
-        <w:t xml:space="preserve"> </w:t>
-      </w:r>
-      <w:r>
-        <w:rPr>
-          <w:b/>
-          <w:sz w:val="14"/>
-          <w:szCs w:val="14"/>
-          <w:shd w:val="clear" w:color="auto" w:fill="B7B7B7"/>
-        </w:rPr>
-        <w:t>(</w:t>
-      </w:r>
-      <w:r>
-        <w:rPr>
-          <w:b/>
-          <w:sz w:val="14"/>
-          <w:szCs w:val="14"/>
-          <w:shd w:val="clear" w:color="auto" w:fill="B7B7B7"/>
-        </w:rPr>
-        <w:t>GPT</w:t>
-      </w:r>
-      <w:r>
-        <w:rPr>
-          <w:rFonts w:ascii="Cambria Math" w:hAnsi="Cambria Math" w:cs="Cambria Math"/>
-          <w:b/>
-          <w:sz w:val="14"/>
-          <w:szCs w:val="14"/>
-          <w:shd w:val="clear" w:color="auto" w:fill="B7B7B7"/>
-        </w:rPr>
-        <w:t>‑</w:t>
-      </w:r>
-      <w:r>
-        <w:rPr>
-          <w:b/>
-          <w:sz w:val="14"/>
-          <w:szCs w:val="14"/>
-          <w:shd w:val="clear" w:color="auto" w:fill="B7B7B7"/>
-        </w:rPr>
-        <w:t>5 Mini</w:t>
-      </w:r>
-      <w:r>
-        <w:rPr>
-          <w:b/>
-          <w:sz w:val="14"/>
-          <w:szCs w:val="14"/>
-          <w:shd w:val="clear" w:color="auto" w:fill="B7B7B7"/>
-        </w:rPr>
-        <w:t>) at [9/4/2025]</w:t>
+        <w:t>5 Mini) at [9/4/2025]</w:t>
       </w:r>
     </w:p>
     <w:p>
@@ -592,7 +484,6 @@
           <w:b/>
           <w:bCs/>
         </w:rPr>
-        <w:lastRenderedPageBreak/>
         <w:t>Assess &amp; prioritize</w:t>
       </w:r>
       <w:r>
@@ -654,7 +545,7 @@
     </w:p>
     <w:p>
       <w:r>
-        <w:pict w14:anchorId="76468FE2">
+        <w:pict>
           <v:rect id="_x0000_i1027" style="width:0;height:1.5pt" o:hralign="center" o:hrstd="t" o:hr="t" fillcolor="#a0a0a0" stroked="f"/>
         </w:pict>
       </w:r>
@@ -679,78 +570,42 @@
       </w:pPr>
       <w:r>
         <w:rPr>
-          <w:b/>
+          <w:rFonts w:ascii="Arial" w:eastAsia="Arial" w:hAnsi="Arial"/>
+          <w:sz w:val="18"/>
+          <w:highlight w:val="lightGray"/>
           <w:shd w:val="clear" w:color="auto" w:fill="B7B7B7"/>
         </w:rPr>
-        <w:t># Source</w:t>
-      </w:r>
-      <w:r>
-        <w:rPr>
+        <w:t xml:space="preserve"># Source: Chatgot </w:t>
+      </w:r>
+      <w:r>
+        <w:rPr>
+          <w:rFonts w:ascii="Arial" w:eastAsia="Arial" w:hAnsi="Arial"/>
+          <w:sz w:val="18"/>
+          <w:szCs w:val="14"/>
+          <w:highlight w:val="lightGray"/>
           <w:shd w:val="clear" w:color="auto" w:fill="B7B7B7"/>
         </w:rPr>
-        <w:t xml:space="preserve">: </w:t>
-      </w:r>
-      <w:proofErr w:type="spellStart"/>
-      <w:r>
-        <w:rPr>
-          <w:b/>
+        <w:t>(GPT</w:t>
+      </w:r>
+      <w:r>
+        <w:rPr>
+          <w:rFonts w:ascii="Arial" w:eastAsia="Arial" w:hAnsi="Arial" w:cs="Cambria Math"/>
+          <w:sz w:val="18"/>
+          <w:szCs w:val="14"/>
+          <w:highlight w:val="lightGray"/>
           <w:shd w:val="clear" w:color="auto" w:fill="B7B7B7"/>
         </w:rPr>
-        <w:t>Chatgot</w:t>
-      </w:r>
-      <w:proofErr w:type="spellEnd"/>
-      <w:r>
-        <w:rPr>
-          <w:b/>
+        <w:t>‑</w:t>
+      </w:r>
+      <w:r>
+        <w:rPr>
+          <w:rFonts w:ascii="Arial" w:eastAsia="Arial" w:hAnsi="Arial"/>
+          <w:sz w:val="18"/>
+          <w:szCs w:val="14"/>
+          <w:highlight w:val="lightGray"/>
           <w:shd w:val="clear" w:color="auto" w:fill="B7B7B7"/>
         </w:rPr>
-        <w:t xml:space="preserve"> </w:t>
-      </w:r>
-      <w:r>
-        <w:rPr>
-          <w:b/>
-          <w:sz w:val="14"/>
-          <w:szCs w:val="14"/>
-          <w:shd w:val="clear" w:color="auto" w:fill="B7B7B7"/>
-        </w:rPr>
-        <w:t>(</w:t>
-      </w:r>
-      <w:r>
-        <w:rPr>
-          <w:b/>
-          <w:sz w:val="14"/>
-          <w:szCs w:val="14"/>
-          <w:shd w:val="clear" w:color="auto" w:fill="B7B7B7"/>
-        </w:rPr>
-        <w:t>GPT</w:t>
-      </w:r>
-      <w:r>
-        <w:rPr>
-          <w:rFonts w:ascii="Cambria Math" w:hAnsi="Cambria Math" w:cs="Cambria Math"/>
-          <w:b/>
-          <w:sz w:val="14"/>
-          <w:szCs w:val="14"/>
-          <w:shd w:val="clear" w:color="auto" w:fill="B7B7B7"/>
-        </w:rPr>
-        <w:t>‑</w:t>
-      </w:r>
-      <w:r>
-        <w:rPr>
-          <w:b/>
-          <w:sz w:val="14"/>
-          <w:szCs w:val="14"/>
-          <w:shd w:val="clear" w:color="auto" w:fill="B7B7B7"/>
-        </w:rPr>
-        <w:t>5 Mini</w:t>
-      </w:r>
-      <w:r>
-        <w:rPr>
-          <w:b/>
-          <w:sz w:val="14"/>
-          <w:szCs w:val="14"/>
-          <w:shd w:val="clear" w:color="auto" w:fill="B7B7B7"/>
-        </w:rPr>
-        <w:t>) at [9/4/2025]</w:t>
+        <w:t>5 Mini) at [9/4/2025]</w:t>
       </w:r>
     </w:p>
     <w:p>
@@ -896,7 +751,7 @@
     </w:p>
     <w:p>
       <w:r>
-        <w:pict w14:anchorId="0C0ABE93">
+        <w:pict>
           <v:rect id="_x0000_i1028" style="width:0;height:1.5pt" o:hralign="center" o:hrstd="t" o:hr="t" fillcolor="#a0a0a0" stroked="f"/>
         </w:pict>
       </w:r>
@@ -948,6 +803,7 @@
         <w:t xml:space="preserve"> for product quality and business success.</w:t>
       </w:r>
     </w:p>
+    <w:p/>
     <w:p/>
     <w:sectPr>
       <w:pgSz w:w="12240" w:h="15840"/>
@@ -1784,7 +1640,6 @@
   <w:style w:type="paragraph" w:default="1" w:styleId="Normal">
     <w:name w:val="Normal"/>
     <w:qFormat/>
-    <w:rsid w:val="00270854"/>
   </w:style>
   <w:style w:type="paragraph" w:styleId="Heading1">
     <w:name w:val="heading 1"/>
@@ -1793,7 +1648,7 @@
     <w:link w:val="Heading1Char"/>
     <w:uiPriority w:val="9"/>
     <w:qFormat/>
-    <w:rsid w:val="00F0584A"/>
+    <w:rsid w:val="00982A50"/>
     <w:pPr>
       <w:keepNext/>
       <w:keepLines/>
@@ -1815,7 +1670,7 @@
     <w:uiPriority w:val="9"/>
     <w:unhideWhenUsed/>
     <w:qFormat/>
-    <w:rsid w:val="00F0584A"/>
+    <w:rsid w:val="00982A50"/>
     <w:pPr>
       <w:keepNext/>
       <w:keepLines/>
@@ -1835,9 +1690,10 @@
     <w:next w:val="Normal"/>
     <w:link w:val="Heading3Char"/>
     <w:uiPriority w:val="9"/>
+    <w:semiHidden/>
     <w:unhideWhenUsed/>
     <w:qFormat/>
-    <w:rsid w:val="00F0584A"/>
+    <w:rsid w:val="00982A50"/>
     <w:pPr>
       <w:keepNext/>
       <w:keepLines/>
@@ -1857,9 +1713,10 @@
     <w:next w:val="Normal"/>
     <w:link w:val="Heading4Char"/>
     <w:uiPriority w:val="9"/>
+    <w:semiHidden/>
     <w:unhideWhenUsed/>
     <w:qFormat/>
-    <w:rsid w:val="00F0584A"/>
+    <w:rsid w:val="00982A50"/>
     <w:pPr>
       <w:keepNext/>
       <w:keepLines/>
@@ -1882,7 +1739,7 @@
     <w:semiHidden/>
     <w:unhideWhenUsed/>
     <w:qFormat/>
-    <w:rsid w:val="00F0584A"/>
+    <w:rsid w:val="00982A50"/>
     <w:pPr>
       <w:keepNext/>
       <w:keepLines/>
@@ -1903,7 +1760,7 @@
     <w:semiHidden/>
     <w:unhideWhenUsed/>
     <w:qFormat/>
-    <w:rsid w:val="00F0584A"/>
+    <w:rsid w:val="00982A50"/>
     <w:pPr>
       <w:keepNext/>
       <w:keepLines/>
@@ -1926,7 +1783,7 @@
     <w:semiHidden/>
     <w:unhideWhenUsed/>
     <w:qFormat/>
-    <w:rsid w:val="00F0584A"/>
+    <w:rsid w:val="00982A50"/>
     <w:pPr>
       <w:keepNext/>
       <w:keepLines/>
@@ -1947,7 +1804,7 @@
     <w:semiHidden/>
     <w:unhideWhenUsed/>
     <w:qFormat/>
-    <w:rsid w:val="00F0584A"/>
+    <w:rsid w:val="00982A50"/>
     <w:pPr>
       <w:keepNext/>
       <w:keepLines/>
@@ -1970,7 +1827,7 @@
     <w:semiHidden/>
     <w:unhideWhenUsed/>
     <w:qFormat/>
-    <w:rsid w:val="00F0584A"/>
+    <w:rsid w:val="00982A50"/>
     <w:pPr>
       <w:keepNext/>
       <w:keepLines/>
@@ -2014,7 +1871,7 @@
     <w:basedOn w:val="DefaultParagraphFont"/>
     <w:link w:val="Heading1"/>
     <w:uiPriority w:val="9"/>
-    <w:rsid w:val="00F0584A"/>
+    <w:rsid w:val="00982A50"/>
     <w:rPr>
       <w:rFonts w:asciiTheme="majorHAnsi" w:eastAsiaTheme="majorEastAsia" w:hAnsiTheme="majorHAnsi" w:cstheme="majorBidi"/>
       <w:color w:val="2F5496" w:themeColor="accent1" w:themeShade="BF"/>
@@ -2027,7 +1884,7 @@
     <w:basedOn w:val="DefaultParagraphFont"/>
     <w:link w:val="Heading2"/>
     <w:uiPriority w:val="9"/>
-    <w:rsid w:val="00F0584A"/>
+    <w:rsid w:val="00982A50"/>
     <w:rPr>
       <w:rFonts w:asciiTheme="majorHAnsi" w:eastAsiaTheme="majorEastAsia" w:hAnsiTheme="majorHAnsi" w:cstheme="majorBidi"/>
       <w:color w:val="2F5496" w:themeColor="accent1" w:themeShade="BF"/>
@@ -2040,7 +1897,8 @@
     <w:basedOn w:val="DefaultParagraphFont"/>
     <w:link w:val="Heading3"/>
     <w:uiPriority w:val="9"/>
-    <w:rsid w:val="00F0584A"/>
+    <w:semiHidden/>
+    <w:rsid w:val="00982A50"/>
     <w:rPr>
       <w:rFonts w:eastAsiaTheme="majorEastAsia" w:cstheme="majorBidi"/>
       <w:color w:val="2F5496" w:themeColor="accent1" w:themeShade="BF"/>
@@ -2053,7 +1911,8 @@
     <w:basedOn w:val="DefaultParagraphFont"/>
     <w:link w:val="Heading4"/>
     <w:uiPriority w:val="9"/>
-    <w:rsid w:val="00F0584A"/>
+    <w:semiHidden/>
+    <w:rsid w:val="00982A50"/>
     <w:rPr>
       <w:rFonts w:eastAsiaTheme="majorEastAsia" w:cstheme="majorBidi"/>
       <w:i/>
@@ -2067,7 +1926,7 @@
     <w:link w:val="Heading5"/>
     <w:uiPriority w:val="9"/>
     <w:semiHidden/>
-    <w:rsid w:val="00F0584A"/>
+    <w:rsid w:val="00982A50"/>
     <w:rPr>
       <w:rFonts w:eastAsiaTheme="majorEastAsia" w:cstheme="majorBidi"/>
       <w:color w:val="2F5496" w:themeColor="accent1" w:themeShade="BF"/>
@@ -2079,7 +1938,7 @@
     <w:link w:val="Heading6"/>
     <w:uiPriority w:val="9"/>
     <w:semiHidden/>
-    <w:rsid w:val="00F0584A"/>
+    <w:rsid w:val="00982A50"/>
     <w:rPr>
       <w:rFonts w:eastAsiaTheme="majorEastAsia" w:cstheme="majorBidi"/>
       <w:i/>
@@ -2093,7 +1952,7 @@
     <w:link w:val="Heading7"/>
     <w:uiPriority w:val="9"/>
     <w:semiHidden/>
-    <w:rsid w:val="00F0584A"/>
+    <w:rsid w:val="00982A50"/>
     <w:rPr>
       <w:rFonts w:eastAsiaTheme="majorEastAsia" w:cstheme="majorBidi"/>
       <w:color w:val="595959" w:themeColor="text1" w:themeTint="A6"/>
@@ -2105,7 +1964,7 @@
     <w:link w:val="Heading8"/>
     <w:uiPriority w:val="9"/>
     <w:semiHidden/>
-    <w:rsid w:val="00F0584A"/>
+    <w:rsid w:val="00982A50"/>
     <w:rPr>
       <w:rFonts w:eastAsiaTheme="majorEastAsia" w:cstheme="majorBidi"/>
       <w:i/>
@@ -2119,7 +1978,7 @@
     <w:link w:val="Heading9"/>
     <w:uiPriority w:val="9"/>
     <w:semiHidden/>
-    <w:rsid w:val="00F0584A"/>
+    <w:rsid w:val="00982A50"/>
     <w:rPr>
       <w:rFonts w:eastAsiaTheme="majorEastAsia" w:cstheme="majorBidi"/>
       <w:color w:val="272727" w:themeColor="text1" w:themeTint="D8"/>
@@ -2132,7 +1991,7 @@
     <w:link w:val="TitleChar"/>
     <w:uiPriority w:val="10"/>
     <w:qFormat/>
-    <w:rsid w:val="00F0584A"/>
+    <w:rsid w:val="00982A50"/>
     <w:pPr>
       <w:spacing w:after="80" w:line="240" w:lineRule="auto"/>
       <w:contextualSpacing/>
@@ -2150,7 +2009,7 @@
     <w:basedOn w:val="DefaultParagraphFont"/>
     <w:link w:val="Title"/>
     <w:uiPriority w:val="10"/>
-    <w:rsid w:val="00F0584A"/>
+    <w:rsid w:val="00982A50"/>
     <w:rPr>
       <w:rFonts w:asciiTheme="majorHAnsi" w:eastAsiaTheme="majorEastAsia" w:hAnsiTheme="majorHAnsi" w:cstheme="majorBidi"/>
       <w:spacing w:val="-10"/>
@@ -2166,7 +2025,7 @@
     <w:link w:val="SubtitleChar"/>
     <w:uiPriority w:val="11"/>
     <w:qFormat/>
-    <w:rsid w:val="00F0584A"/>
+    <w:rsid w:val="00982A50"/>
     <w:pPr>
       <w:numPr>
         <w:ilvl w:val="1"/>
@@ -2185,7 +2044,7 @@
     <w:basedOn w:val="DefaultParagraphFont"/>
     <w:link w:val="Subtitle"/>
     <w:uiPriority w:val="11"/>
-    <w:rsid w:val="00F0584A"/>
+    <w:rsid w:val="00982A50"/>
     <w:rPr>
       <w:rFonts w:eastAsiaTheme="majorEastAsia" w:cstheme="majorBidi"/>
       <w:color w:val="595959" w:themeColor="text1" w:themeTint="A6"/>
@@ -2201,7 +2060,7 @@
     <w:link w:val="QuoteChar"/>
     <w:uiPriority w:val="29"/>
     <w:qFormat/>
-    <w:rsid w:val="00F0584A"/>
+    <w:rsid w:val="00982A50"/>
     <w:pPr>
       <w:spacing w:before="160"/>
       <w:jc w:val="center"/>
@@ -2217,7 +2076,7 @@
     <w:basedOn w:val="DefaultParagraphFont"/>
     <w:link w:val="Quote"/>
     <w:uiPriority w:val="29"/>
-    <w:rsid w:val="00F0584A"/>
+    <w:rsid w:val="00982A50"/>
     <w:rPr>
       <w:i/>
       <w:iCs/>
@@ -2229,7 +2088,7 @@
     <w:basedOn w:val="Normal"/>
     <w:uiPriority w:val="34"/>
     <w:qFormat/>
-    <w:rsid w:val="00F0584A"/>
+    <w:rsid w:val="00982A50"/>
     <w:pPr>
       <w:ind w:left="720"/>
       <w:contextualSpacing/>
@@ -2240,7 +2099,7 @@
     <w:basedOn w:val="DefaultParagraphFont"/>
     <w:uiPriority w:val="21"/>
     <w:qFormat/>
-    <w:rsid w:val="00F0584A"/>
+    <w:rsid w:val="00982A50"/>
     <w:rPr>
       <w:i/>
       <w:iCs/>
@@ -2254,7 +2113,7 @@
     <w:link w:val="IntenseQuoteChar"/>
     <w:uiPriority w:val="30"/>
     <w:qFormat/>
-    <w:rsid w:val="00F0584A"/>
+    <w:rsid w:val="00982A50"/>
     <w:pPr>
       <w:pBdr>
         <w:top w:val="single" w:sz="4" w:space="10" w:color="2F5496" w:themeColor="accent1" w:themeShade="BF"/>
@@ -2275,7 +2134,7 @@
     <w:basedOn w:val="DefaultParagraphFont"/>
     <w:link w:val="IntenseQuote"/>
     <w:uiPriority w:val="30"/>
-    <w:rsid w:val="00F0584A"/>
+    <w:rsid w:val="00982A50"/>
     <w:rPr>
       <w:i/>
       <w:iCs/>
@@ -2287,7 +2146,7 @@
     <w:basedOn w:val="DefaultParagraphFont"/>
     <w:uiPriority w:val="32"/>
     <w:qFormat/>
-    <w:rsid w:val="00F0584A"/>
+    <w:rsid w:val="00982A50"/>
     <w:rPr>
       <w:b/>
       <w:bCs/>
